--- a/11-resume_generator/resume_generator_v1/template/测试银行_简历模板.docx
+++ b/11-resume_generator/resume_generator_v1/template/测试银行_简历模板.docx
@@ -507,7 +507,24 @@
           <w:sz w:val="24"/>
           <w:szCs w:val="24"/>
         </w:rPr>
-        <w:t>{% for work in we %}</w:t>
+        <w:t xml:space="preserve">{% for </w:t>
+      </w:r>
+      <w:r>
+        <w:rPr>
+          <w:rFonts w:hint="eastAsia" w:ascii="仿宋" w:hAnsi="仿宋" w:eastAsia="仿宋" w:cs="仿宋"/>
+          <w:sz w:val="24"/>
+          <w:szCs w:val="24"/>
+          <w:lang w:val="en-US" w:eastAsia="zh-CN"/>
+        </w:rPr>
+        <w:t xml:space="preserve">w </w:t>
+      </w:r>
+      <w:r>
+        <w:rPr>
+          <w:rFonts w:hint="eastAsia" w:ascii="仿宋" w:hAnsi="仿宋" w:eastAsia="仿宋" w:cs="仿宋"/>
+          <w:sz w:val="24"/>
+          <w:szCs w:val="24"/>
+        </w:rPr>
+        <w:t>in we %}</w:t>
       </w:r>
     </w:p>
     <w:p>
@@ -541,8 +558,17 @@
           <w:rFonts w:hint="eastAsia" w:ascii="仿宋" w:hAnsi="仿宋" w:eastAsia="仿宋" w:cs="仿宋"/>
           <w:sz w:val="24"/>
           <w:szCs w:val="24"/>
-        </w:rPr>
-        <w:t>work.comp</w:t>
+          <w:lang w:val="en-US" w:eastAsia="zh-CN"/>
+        </w:rPr>
+        <w:t>w</w:t>
+      </w:r>
+      <w:r>
+        <w:rPr>
+          <w:rFonts w:hint="eastAsia" w:ascii="仿宋" w:hAnsi="仿宋" w:eastAsia="仿宋" w:cs="仿宋"/>
+          <w:sz w:val="24"/>
+          <w:szCs w:val="24"/>
+        </w:rPr>
+        <w:t>.comp</w:t>
       </w:r>
       <w:r>
         <w:rPr>
@@ -585,8 +611,17 @@
           <w:rFonts w:hint="eastAsia" w:ascii="仿宋" w:hAnsi="仿宋" w:eastAsia="仿宋" w:cs="仿宋"/>
           <w:sz w:val="24"/>
           <w:szCs w:val="24"/>
-        </w:rPr>
-        <w:t>work.pos</w:t>
+          <w:lang w:val="en-US" w:eastAsia="zh-CN"/>
+        </w:rPr>
+        <w:t>w</w:t>
+      </w:r>
+      <w:r>
+        <w:rPr>
+          <w:rFonts w:hint="eastAsia" w:ascii="仿宋" w:hAnsi="仿宋" w:eastAsia="仿宋" w:cs="仿宋"/>
+          <w:sz w:val="24"/>
+          <w:szCs w:val="24"/>
+        </w:rPr>
+        <w:t>.pos</w:t>
       </w:r>
       <w:r>
         <w:rPr>
@@ -629,8 +664,17 @@
           <w:rFonts w:hint="eastAsia" w:ascii="仿宋" w:hAnsi="仿宋" w:eastAsia="仿宋" w:cs="仿宋"/>
           <w:sz w:val="24"/>
           <w:szCs w:val="24"/>
-        </w:rPr>
-        <w:t>work.start</w:t>
+          <w:lang w:val="en-US" w:eastAsia="zh-CN"/>
+        </w:rPr>
+        <w:t>w</w:t>
+      </w:r>
+      <w:r>
+        <w:rPr>
+          <w:rFonts w:hint="eastAsia" w:ascii="仿宋" w:hAnsi="仿宋" w:eastAsia="仿宋" w:cs="仿宋"/>
+          <w:sz w:val="24"/>
+          <w:szCs w:val="24"/>
+        </w:rPr>
+        <w:t>.start</w:t>
       </w:r>
       <w:r>
         <w:rPr>
@@ -663,8 +707,17 @@
           <w:rFonts w:hint="eastAsia" w:ascii="仿宋" w:hAnsi="仿宋" w:eastAsia="仿宋" w:cs="仿宋"/>
           <w:sz w:val="24"/>
           <w:szCs w:val="24"/>
-        </w:rPr>
-        <w:t>work.end</w:t>
+          <w:lang w:val="en-US" w:eastAsia="zh-CN"/>
+        </w:rPr>
+        <w:t>w</w:t>
+      </w:r>
+      <w:r>
+        <w:rPr>
+          <w:rFonts w:hint="eastAsia" w:ascii="仿宋" w:hAnsi="仿宋" w:eastAsia="仿宋" w:cs="仿宋"/>
+          <w:sz w:val="24"/>
+          <w:szCs w:val="24"/>
+        </w:rPr>
+        <w:t>.end</w:t>
       </w:r>
       <w:r>
         <w:rPr>
@@ -707,8 +760,17 @@
           <w:rFonts w:hint="eastAsia" w:ascii="仿宋" w:hAnsi="仿宋" w:eastAsia="仿宋" w:cs="仿宋"/>
           <w:sz w:val="24"/>
           <w:szCs w:val="24"/>
-        </w:rPr>
-        <w:t>work.desc</w:t>
+          <w:lang w:val="en-US" w:eastAsia="zh-CN"/>
+        </w:rPr>
+        <w:t>w</w:t>
+      </w:r>
+      <w:r>
+        <w:rPr>
+          <w:rFonts w:hint="eastAsia" w:ascii="仿宋" w:hAnsi="仿宋" w:eastAsia="仿宋" w:cs="仿宋"/>
+          <w:sz w:val="24"/>
+          <w:szCs w:val="24"/>
+        </w:rPr>
+        <w:t>.desc</w:t>
       </w:r>
       <w:r>
         <w:rPr>
@@ -718,6 +780,50 @@
           <w:lang w:eastAsia="zh-CN"/>
         </w:rPr>
         <w:t>}}</w:t>
+      </w:r>
+    </w:p>
+    <w:p>
+      <w:pPr>
+        <w:rPr>
+          <w:rFonts w:hint="default" w:ascii="仿宋" w:hAnsi="仿宋" w:eastAsia="仿宋" w:cs="仿宋"/>
+          <w:sz w:val="24"/>
+          <w:szCs w:val="24"/>
+          <w:lang w:val="en-US" w:eastAsia="zh-CN"/>
+        </w:rPr>
+      </w:pPr>
+      <w:r>
+        <w:rPr>
+          <w:rFonts w:hint="eastAsia" w:ascii="仿宋" w:hAnsi="仿宋" w:eastAsia="仿宋" w:cs="仿宋"/>
+          <w:sz w:val="24"/>
+          <w:szCs w:val="24"/>
+        </w:rPr>
+        <w:t xml:space="preserve">  </w:t>
+      </w:r>
+      <w:r>
+        <w:rPr>
+          <w:rFonts w:hint="eastAsia" w:ascii="仿宋" w:hAnsi="仿宋" w:eastAsia="仿宋" w:cs="仿宋"/>
+          <w:sz w:val="24"/>
+          <w:szCs w:val="24"/>
+          <w:lang w:val="en-US" w:eastAsia="zh-CN"/>
+        </w:rPr>
+        <w:t>时长</w:t>
+      </w:r>
+      <w:r>
+        <w:rPr>
+          <w:rFonts w:hint="eastAsia" w:ascii="仿宋" w:hAnsi="仿宋" w:eastAsia="仿宋" w:cs="仿宋"/>
+          <w:sz w:val="24"/>
+          <w:szCs w:val="24"/>
+        </w:rPr>
+        <w:t>：</w:t>
+      </w:r>
+      <w:r>
+        <w:rPr>
+          <w:rFonts w:hint="eastAsia" w:ascii="仿宋" w:hAnsi="仿宋" w:eastAsia="仿宋" w:cs="仿宋"/>
+          <w:sz w:val="24"/>
+          <w:szCs w:val="24"/>
+          <w:lang w:val="en-US" w:eastAsia="zh-CN"/>
+        </w:rPr>
+        <w:t>{{w.dur}}个月</w:t>
       </w:r>
     </w:p>
     <w:p>
@@ -1021,6 +1127,179 @@
           <w:rFonts w:hint="eastAsia" w:ascii="仿宋" w:hAnsi="仿宋" w:eastAsia="仿宋" w:cs="仿宋"/>
           <w:sz w:val="24"/>
           <w:szCs w:val="24"/>
+          <w:lang w:eastAsia="zh-CN"/>
+        </w:rPr>
+      </w:pPr>
+    </w:p>
+    <w:p>
+      <w:pPr>
+        <w:rPr>
+          <w:rFonts w:hint="default" w:ascii="仿宋" w:hAnsi="仿宋" w:eastAsia="仿宋" w:cs="仿宋"/>
+          <w:sz w:val="24"/>
+          <w:szCs w:val="24"/>
+        </w:rPr>
+      </w:pPr>
+      <w:r>
+        <w:rPr>
+          <w:rFonts w:hint="default" w:ascii="仿宋" w:hAnsi="仿宋" w:eastAsia="仿宋" w:cs="仿宋"/>
+          <w:sz w:val="24"/>
+          <w:szCs w:val="24"/>
+        </w:rPr>
+        <w:t>{# 保留1位小数 #}</w:t>
+      </w:r>
+    </w:p>
+    <w:p>
+      <w:pPr>
+        <w:rPr>
+          <w:rFonts w:hint="default" w:ascii="仿宋" w:hAnsi="仿宋" w:eastAsia="仿宋" w:cs="仿宋"/>
+          <w:sz w:val="24"/>
+          <w:szCs w:val="24"/>
+        </w:rPr>
+      </w:pPr>
+      <w:r>
+        <w:rPr>
+          <w:rFonts w:hint="eastAsia" w:ascii="仿宋" w:hAnsi="仿宋" w:eastAsia="仿宋" w:cs="仿宋"/>
+          <w:sz w:val="24"/>
+          <w:szCs w:val="24"/>
+        </w:rPr>
+        <w:t xml:space="preserve">  </w:t>
+      </w:r>
+      <w:r>
+        <w:rPr>
+          <w:rFonts w:hint="default" w:ascii="仿宋" w:hAnsi="仿宋" w:eastAsia="仿宋" w:cs="仿宋"/>
+          <w:sz w:val="24"/>
+          <w:szCs w:val="24"/>
+        </w:rPr>
+        <w:t>时长：{{ (prj.dur/12)|round(1) }}年</w:t>
+      </w:r>
+    </w:p>
+    <w:p>
+      <w:pPr>
+        <w:rPr>
+          <w:rFonts w:hint="default" w:ascii="仿宋" w:hAnsi="仿宋" w:eastAsia="仿宋" w:cs="仿宋"/>
+          <w:sz w:val="24"/>
+          <w:szCs w:val="24"/>
+        </w:rPr>
+      </w:pPr>
+      <w:r>
+        <w:rPr>
+          <w:rFonts w:hint="default" w:ascii="仿宋" w:hAnsi="仿宋" w:eastAsia="仿宋" w:cs="仿宋"/>
+          <w:sz w:val="24"/>
+          <w:szCs w:val="24"/>
+        </w:rPr>
+        <w:t>{# 只</w:t>
+      </w:r>
+      <w:bookmarkStart w:id="0" w:name="_GoBack"/>
+      <w:bookmarkEnd w:id="0"/>
+      <w:r>
+        <w:rPr>
+          <w:rFonts w:hint="default" w:ascii="仿宋" w:hAnsi="仿宋" w:eastAsia="仿宋" w:cs="仿宋"/>
+          <w:sz w:val="24"/>
+          <w:szCs w:val="24"/>
+        </w:rPr>
+        <w:t>保留整数（四舍五入） #}</w:t>
+      </w:r>
+    </w:p>
+    <w:p>
+      <w:pPr>
+        <w:rPr>
+          <w:rFonts w:hint="eastAsia" w:ascii="仿宋" w:hAnsi="仿宋" w:eastAsia="仿宋" w:cs="仿宋"/>
+          <w:sz w:val="24"/>
+          <w:szCs w:val="24"/>
+          <w:lang w:val="en-US" w:eastAsia="zh-CN"/>
+        </w:rPr>
+      </w:pPr>
+      <w:r>
+        <w:rPr>
+          <w:rFonts w:hint="eastAsia" w:ascii="仿宋" w:hAnsi="仿宋" w:eastAsia="仿宋" w:cs="仿宋"/>
+          <w:sz w:val="24"/>
+          <w:szCs w:val="24"/>
+        </w:rPr>
+        <w:t xml:space="preserve">  </w:t>
+      </w:r>
+      <w:r>
+        <w:rPr>
+          <w:rFonts w:hint="default" w:ascii="仿宋" w:hAnsi="仿宋" w:eastAsia="仿宋" w:cs="仿宋"/>
+          <w:sz w:val="24"/>
+          <w:szCs w:val="24"/>
+        </w:rPr>
+        <w:t>时长：{{ (prj.dur/12)|round(0)|int }}年</w:t>
+      </w:r>
+    </w:p>
+    <w:p>
+      <w:pPr>
+        <w:rPr>
+          <w:rFonts w:hint="default" w:ascii="仿宋" w:hAnsi="仿宋" w:eastAsia="仿宋" w:cs="仿宋"/>
+          <w:sz w:val="24"/>
+          <w:szCs w:val="24"/>
+        </w:rPr>
+      </w:pPr>
+      <w:r>
+        <w:rPr>
+          <w:rFonts w:hint="default" w:ascii="仿宋" w:hAnsi="仿宋" w:eastAsia="仿宋" w:cs="仿宋"/>
+          <w:sz w:val="24"/>
+          <w:szCs w:val="24"/>
+        </w:rPr>
+        <w:t xml:space="preserve">{# </w:t>
+      </w:r>
+      <w:r>
+        <w:rPr>
+          <w:rFonts w:hint="eastAsia" w:ascii="仿宋" w:hAnsi="仿宋" w:eastAsia="仿宋" w:cs="仿宋"/>
+          <w:sz w:val="24"/>
+          <w:szCs w:val="24"/>
+          <w:lang w:val="en-US" w:eastAsia="zh-CN"/>
+        </w:rPr>
+        <w:t>或</w:t>
+      </w:r>
+      <w:r>
+        <w:rPr>
+          <w:rFonts w:hint="default" w:ascii="仿宋" w:hAnsi="仿宋" w:eastAsia="仿宋" w:cs="仿宋"/>
+          <w:sz w:val="24"/>
+          <w:szCs w:val="24"/>
+        </w:rPr>
+        <w:t>向下取整（去掉小数部分） #}</w:t>
+      </w:r>
+    </w:p>
+    <w:p>
+      <w:pPr>
+        <w:rPr>
+          <w:rFonts w:hint="default" w:ascii="仿宋" w:hAnsi="仿宋" w:eastAsia="仿宋" w:cs="仿宋"/>
+          <w:sz w:val="24"/>
+          <w:szCs w:val="24"/>
+        </w:rPr>
+      </w:pPr>
+      <w:r>
+        <w:rPr>
+          <w:rFonts w:hint="eastAsia" w:ascii="仿宋" w:hAnsi="仿宋" w:eastAsia="仿宋" w:cs="仿宋"/>
+          <w:sz w:val="24"/>
+          <w:szCs w:val="24"/>
+        </w:rPr>
+        <w:t xml:space="preserve">  </w:t>
+      </w:r>
+      <w:r>
+        <w:rPr>
+          <w:rFonts w:hint="default" w:ascii="仿宋" w:hAnsi="仿宋" w:eastAsia="仿宋" w:cs="仿宋"/>
+          <w:sz w:val="24"/>
+          <w:szCs w:val="24"/>
+        </w:rPr>
+        <w:t>时长：{{ (prj.dur/12)|int }}年</w:t>
+      </w:r>
+    </w:p>
+    <w:p>
+      <w:pPr>
+        <w:rPr>
+          <w:rFonts w:hint="eastAsia" w:ascii="仿宋" w:hAnsi="仿宋" w:eastAsia="仿宋" w:cs="仿宋"/>
+          <w:sz w:val="24"/>
+          <w:szCs w:val="24"/>
+        </w:rPr>
+      </w:pPr>
+    </w:p>
+    <w:p>
+      <w:pPr>
+        <w:rPr>
+          <w:rFonts w:hint="eastAsia" w:ascii="仿宋" w:hAnsi="仿宋" w:eastAsia="仿宋" w:cs="仿宋"/>
+          <w:sz w:val="24"/>
+          <w:szCs w:val="24"/>
         </w:rPr>
       </w:pPr>
       <w:r>
@@ -1761,8 +2040,6 @@
         </w:rPr>
         <w:t>：{{ai.entry}}</w:t>
       </w:r>
-      <w:bookmarkStart w:id="0" w:name="_GoBack"/>
-      <w:bookmarkEnd w:id="0"/>
     </w:p>
     <w:p>
       <w:pPr>
@@ -2805,26 +3082,32 @@
           <w:lang w:val="en-US" w:eastAsia="zh-CN"/>
         </w:rPr>
         <w:tab/>
-        <w:t/>
-      </w:r>
-      <w:r>
-        <w:rPr>
-          <w:rFonts w:hint="eastAsia" w:ascii="仿宋" w:hAnsi="仿宋" w:eastAsia="仿宋" w:cs="仿宋"/>
-          <w:sz w:val="24"/>
-          <w:szCs w:val="24"/>
-          <w:lang w:val="en-US" w:eastAsia="zh-CN"/>
-        </w:rPr>
-        <w:tab/>
-        <w:t/>
-      </w:r>
-      <w:r>
-        <w:rPr>
-          <w:rFonts w:hint="eastAsia" w:ascii="仿宋" w:hAnsi="仿宋" w:eastAsia="仿宋" w:cs="仿宋"/>
-          <w:sz w:val="24"/>
-          <w:szCs w:val="24"/>
-          <w:lang w:val="en-US" w:eastAsia="zh-CN"/>
-        </w:rPr>
-        <w:tab/>
+      </w:r>
+      <w:r>
+        <w:rPr>
+          <w:rFonts w:hint="eastAsia" w:ascii="仿宋" w:hAnsi="仿宋" w:eastAsia="仿宋" w:cs="仿宋"/>
+          <w:sz w:val="24"/>
+          <w:szCs w:val="24"/>
+          <w:lang w:val="en-US" w:eastAsia="zh-CN"/>
+        </w:rPr>
+        <w:tab/>
+      </w:r>
+      <w:r>
+        <w:rPr>
+          <w:rFonts w:hint="eastAsia" w:ascii="仿宋" w:hAnsi="仿宋" w:eastAsia="仿宋" w:cs="仿宋"/>
+          <w:sz w:val="24"/>
+          <w:szCs w:val="24"/>
+          <w:lang w:val="en-US" w:eastAsia="zh-CN"/>
+        </w:rPr>
+        <w:tab/>
+      </w:r>
+      <w:r>
+        <w:rPr>
+          <w:rFonts w:hint="eastAsia" w:ascii="仿宋" w:hAnsi="仿宋" w:eastAsia="仿宋" w:cs="仿宋"/>
+          <w:sz w:val="24"/>
+          <w:szCs w:val="24"/>
+          <w:lang w:val="en-US" w:eastAsia="zh-CN"/>
+        </w:rPr>
         <w:t>：</w:t>
       </w:r>
     </w:p>
@@ -2869,7 +3152,7 @@
     </w:p>
     <w:tbl>
       <w:tblPr>
-        <w:tblStyle w:val="3"/>
+        <w:tblStyle w:val="4"/>
         <w:tblW w:w="0" w:type="auto"/>
         <w:tblInd w:w="0" w:type="dxa"/>
         <w:tblBorders>
@@ -2882,7 +3165,9 @@
         </w:tblBorders>
         <w:tblLayout w:type="autofit"/>
         <w:tblCellMar>
+          <w:top w:w="0" w:type="dxa"/>
           <w:left w:w="108" w:type="dxa"/>
+          <w:bottom w:w="0" w:type="dxa"/>
           <w:right w:w="108" w:type="dxa"/>
         </w:tblCellMar>
       </w:tblPr>
@@ -2900,7 +3185,9 @@
             <w:insideV w:val="single" w:color="auto" w:sz="4" w:space="0"/>
           </w:tblBorders>
           <w:tblCellMar>
+            <w:top w:w="0" w:type="dxa"/>
             <w:left w:w="108" w:type="dxa"/>
+            <w:bottom w:w="0" w:type="dxa"/>
             <w:right w:w="108" w:type="dxa"/>
           </w:tblCellMar>
         </w:tblPrEx>
@@ -3153,7 +3440,7 @@
     </w:p>
     <w:tbl>
       <w:tblPr>
-        <w:tblStyle w:val="3"/>
+        <w:tblStyle w:val="4"/>
         <w:tblW w:w="0" w:type="auto"/>
         <w:tblInd w:w="0" w:type="dxa"/>
         <w:tblBorders>
@@ -3166,7 +3453,9 @@
         </w:tblBorders>
         <w:tblLayout w:type="autofit"/>
         <w:tblCellMar>
+          <w:top w:w="0" w:type="dxa"/>
           <w:left w:w="108" w:type="dxa"/>
+          <w:bottom w:w="0" w:type="dxa"/>
           <w:right w:w="108" w:type="dxa"/>
         </w:tblCellMar>
       </w:tblPr>
@@ -3183,6 +3472,12 @@
             <w:insideH w:val="single" w:color="auto" w:sz="4" w:space="0"/>
             <w:insideV w:val="single" w:color="auto" w:sz="4" w:space="0"/>
           </w:tblBorders>
+          <w:tblCellMar>
+            <w:top w:w="0" w:type="dxa"/>
+            <w:left w:w="108" w:type="dxa"/>
+            <w:bottom w:w="0" w:type="dxa"/>
+            <w:right w:w="108" w:type="dxa"/>
+          </w:tblCellMar>
         </w:tblPrEx>
         <w:tc>
           <w:tcPr>
@@ -3282,7 +3577,9 @@
             <w:insideV w:val="single" w:color="auto" w:sz="4" w:space="0"/>
           </w:tblBorders>
           <w:tblCellMar>
+            <w:top w:w="0" w:type="dxa"/>
             <w:left w:w="108" w:type="dxa"/>
+            <w:bottom w:w="0" w:type="dxa"/>
             <w:right w:w="108" w:type="dxa"/>
           </w:tblCellMar>
         </w:tblPrEx>
@@ -3388,7 +3685,7 @@
     </w:p>
     <w:tbl>
       <w:tblPr>
-        <w:tblStyle w:val="3"/>
+        <w:tblStyle w:val="4"/>
         <w:tblW w:w="0" w:type="auto"/>
         <w:tblInd w:w="0" w:type="dxa"/>
         <w:tblBorders>
@@ -3401,7 +3698,9 @@
         </w:tblBorders>
         <w:tblLayout w:type="autofit"/>
         <w:tblCellMar>
+          <w:top w:w="0" w:type="dxa"/>
           <w:left w:w="108" w:type="dxa"/>
+          <w:bottom w:w="0" w:type="dxa"/>
           <w:right w:w="108" w:type="dxa"/>
         </w:tblCellMar>
       </w:tblPr>
@@ -3421,7 +3720,9 @@
             <w:insideV w:val="single" w:color="auto" w:sz="4" w:space="0"/>
           </w:tblBorders>
           <w:tblCellMar>
+            <w:top w:w="0" w:type="dxa"/>
             <w:left w:w="108" w:type="dxa"/>
+            <w:bottom w:w="0" w:type="dxa"/>
             <w:right w:w="108" w:type="dxa"/>
           </w:tblCellMar>
         </w:tblPrEx>
@@ -3463,7 +3764,9 @@
             <w:insideV w:val="single" w:color="auto" w:sz="4" w:space="0"/>
           </w:tblBorders>
           <w:tblCellMar>
+            <w:top w:w="0" w:type="dxa"/>
             <w:left w:w="108" w:type="dxa"/>
+            <w:bottom w:w="0" w:type="dxa"/>
             <w:right w:w="108" w:type="dxa"/>
           </w:tblCellMar>
         </w:tblPrEx>
@@ -3576,7 +3879,7 @@
     <w:p/>
     <w:tbl>
       <w:tblPr>
-        <w:tblStyle w:val="3"/>
+        <w:tblStyle w:val="4"/>
         <w:tblW w:w="0" w:type="auto"/>
         <w:tblInd w:w="0" w:type="dxa"/>
         <w:tblBorders>
@@ -3589,7 +3892,9 @@
         </w:tblBorders>
         <w:tblLayout w:type="autofit"/>
         <w:tblCellMar>
+          <w:top w:w="0" w:type="dxa"/>
           <w:left w:w="108" w:type="dxa"/>
+          <w:bottom w:w="0" w:type="dxa"/>
           <w:right w:w="108" w:type="dxa"/>
         </w:tblCellMar>
       </w:tblPr>
@@ -3611,7 +3916,9 @@
             <w:insideV w:val="single" w:color="auto" w:sz="4" w:space="0"/>
           </w:tblBorders>
           <w:tblCellMar>
+            <w:top w:w="0" w:type="dxa"/>
             <w:left w:w="108" w:type="dxa"/>
+            <w:bottom w:w="0" w:type="dxa"/>
             <w:right w:w="108" w:type="dxa"/>
           </w:tblCellMar>
         </w:tblPrEx>
@@ -3622,7 +3929,7 @@
           <w:tcPr>
             <w:tcW w:w="8522" w:type="dxa"/>
             <w:gridSpan w:val="5"/>
-            <w:shd w:val="clear"/>
+            <w:shd w:val="clear" w:color="auto" w:fill="auto"/>
             <w:vAlign w:val="top"/>
           </w:tcPr>
           <w:p>
@@ -3657,14 +3964,16 @@
             <w:insideV w:val="single" w:color="auto" w:sz="4" w:space="0"/>
           </w:tblBorders>
           <w:tblCellMar>
+            <w:top w:w="0" w:type="dxa"/>
             <w:left w:w="108" w:type="dxa"/>
+            <w:bottom w:w="0" w:type="dxa"/>
             <w:right w:w="108" w:type="dxa"/>
           </w:tblCellMar>
         </w:tblPrEx>
         <w:tc>
           <w:tcPr>
             <w:tcW w:w="2138" w:type="dxa"/>
-            <w:shd w:val="clear"/>
+            <w:shd w:val="clear" w:color="auto" w:fill="auto"/>
             <w:vAlign w:val="top"/>
           </w:tcPr>
           <w:p>
@@ -3690,7 +3999,7 @@
         <w:tc>
           <w:tcPr>
             <w:tcW w:w="1056" w:type="dxa"/>
-            <w:shd w:val="clear"/>
+            <w:shd w:val="clear" w:color="auto" w:fill="auto"/>
             <w:vAlign w:val="top"/>
           </w:tcPr>
           <w:p>
@@ -3716,7 +4025,7 @@
         <w:tc>
           <w:tcPr>
             <w:tcW w:w="1656" w:type="dxa"/>
-            <w:shd w:val="clear"/>
+            <w:shd w:val="clear" w:color="auto" w:fill="auto"/>
             <w:vAlign w:val="top"/>
           </w:tcPr>
           <w:p>
@@ -3742,7 +4051,7 @@
         <w:tc>
           <w:tcPr>
             <w:tcW w:w="1896" w:type="dxa"/>
-            <w:shd w:val="clear"/>
+            <w:shd w:val="clear" w:color="auto" w:fill="auto"/>
             <w:vAlign w:val="top"/>
           </w:tcPr>
           <w:p>
@@ -3768,7 +4077,7 @@
         <w:tc>
           <w:tcPr>
             <w:tcW w:w="1776" w:type="dxa"/>
-            <w:shd w:val="clear"/>
+            <w:shd w:val="clear" w:color="auto" w:fill="auto"/>
             <w:vAlign w:val="top"/>
           </w:tcPr>
           <w:p>
@@ -3803,7 +4112,9 @@
             <w:insideV w:val="single" w:color="auto" w:sz="4" w:space="0"/>
           </w:tblBorders>
           <w:tblCellMar>
+            <w:top w:w="0" w:type="dxa"/>
             <w:left w:w="108" w:type="dxa"/>
+            <w:bottom w:w="0" w:type="dxa"/>
             <w:right w:w="108" w:type="dxa"/>
           </w:tblCellMar>
         </w:tblPrEx>
@@ -3811,7 +4122,7 @@
           <w:tcPr>
             <w:tcW w:w="8522" w:type="dxa"/>
             <w:gridSpan w:val="5"/>
-            <w:shd w:val="clear"/>
+            <w:shd w:val="clear" w:color="auto" w:fill="auto"/>
             <w:vAlign w:val="top"/>
           </w:tcPr>
           <w:p>
@@ -4161,13 +4472,13 @@
       <w:lang w:val="en-US" w:eastAsia="zh-CN" w:bidi="ar-SA"/>
     </w:rPr>
   </w:style>
-  <w:style w:type="character" w:default="1" w:styleId="4">
+  <w:style w:type="character" w:default="1" w:styleId="5">
     <w:name w:val="Default Paragraph Font"/>
     <w:semiHidden/>
     <w:qFormat/>
     <w:uiPriority w:val="0"/>
   </w:style>
-  <w:style w:type="table" w:default="1" w:styleId="2">
+  <w:style w:type="table" w:default="1" w:styleId="3">
     <w:name w:val="Normal Table"/>
     <w:semiHidden/>
     <w:uiPriority w:val="0"/>
@@ -4180,9 +4491,42 @@
       </w:tblCellMar>
     </w:tblPr>
   </w:style>
-  <w:style w:type="table" w:styleId="3">
+  <w:style w:type="paragraph" w:styleId="2">
+    <w:name w:val="HTML Preformatted"/>
+    <w:basedOn w:val="1"/>
+    <w:uiPriority w:val="0"/>
+    <w:pPr>
+      <w:tabs>
+        <w:tab w:val="left" w:pos="916"/>
+        <w:tab w:val="left" w:pos="1832"/>
+        <w:tab w:val="left" w:pos="2748"/>
+        <w:tab w:val="left" w:pos="3664"/>
+        <w:tab w:val="left" w:pos="4580"/>
+        <w:tab w:val="left" w:pos="5496"/>
+        <w:tab w:val="left" w:pos="6412"/>
+        <w:tab w:val="left" w:pos="7328"/>
+        <w:tab w:val="left" w:pos="8244"/>
+        <w:tab w:val="left" w:pos="9160"/>
+        <w:tab w:val="left" w:pos="10076"/>
+        <w:tab w:val="left" w:pos="10992"/>
+        <w:tab w:val="left" w:pos="11908"/>
+        <w:tab w:val="left" w:pos="12824"/>
+        <w:tab w:val="left" w:pos="13740"/>
+        <w:tab w:val="left" w:pos="14656"/>
+      </w:tabs>
+      <w:jc w:val="left"/>
+    </w:pPr>
+    <w:rPr>
+      <w:rFonts w:hint="eastAsia" w:ascii="宋体" w:hAnsi="宋体" w:eastAsia="宋体" w:cs="宋体"/>
+      <w:kern w:val="0"/>
+      <w:sz w:val="24"/>
+      <w:szCs w:val="24"/>
+      <w:lang w:val="en-US" w:eastAsia="zh-CN" w:bidi="ar"/>
+    </w:rPr>
+  </w:style>
+  <w:style w:type="table" w:styleId="4">
     <w:name w:val="Table Grid"/>
-    <w:basedOn w:val="2"/>
+    <w:basedOn w:val="3"/>
     <w:uiPriority w:val="0"/>
     <w:pPr>
       <w:widowControl w:val="0"/>
